--- a/img/mug/mug_3/imprimir_lamina_para_sublimar.docx
+++ b/img/mug/mug_3/imprimir_lamina_para_sublimar.docx
@@ -6,7 +6,7 @@
       <w:r>
         <w:drawing>
           <wp:inline xmlns:a="http://schemas.openxmlformats.org/drawingml/2006/main" xmlns:pic="http://schemas.openxmlformats.org/drawingml/2006/picture">
-            <wp:extent cx="7022592" cy="2846832"/>
+            <wp:extent cx="7020000" cy="2844000"/>
             <wp:docPr id="1" name="Picture 1"/>
             <wp:cNvGraphicFramePr>
               <a:graphicFrameLocks noChangeAspect="1"/>
@@ -27,7 +27,7 @@
                   <pic:spPr>
                     <a:xfrm>
                       <a:off x="0" y="0"/>
-                      <a:ext cx="7022592" cy="2846832"/>
+                      <a:ext cx="7020000" cy="2844000"/>
                     </a:xfrm>
                     <a:prstGeom prst="rect"/>
                   </pic:spPr>
@@ -39,8 +39,8 @@
       </w:r>
     </w:p>
     <w:sectPr>
-      <w:pgSz w:w="16838" w:h="11906" w:orient="landscape"/>
-      <w:pgMar w:top="567" w:right="567" w:bottom="567" w:left="567" w:header="720" w:footer="720" w:gutter="0"/>
+      <w:pgSz w:w="11906" w:h="16838"/>
+      <w:pgMar w:top="283" w:right="283" w:bottom="283" w:left="283" w:header="720" w:footer="720" w:gutter="0"/>
       <w:cols w:space="720"/>
       <w:docGrid w:linePitch="360"/>
     </w:sectPr>
